--- a/word 버전 매뉴얼/A-3 비즈니스 Glossary.docx
+++ b/word 버전 매뉴얼/A-3 비즈니스 Glossary.docx
@@ -12398,8 +12398,9 @@
     <w:name w:val="Verbatim Char"/>
     <w:basedOn w:val="BodyTextChar"/>
     <w:rPr>
-      <w:rFonts w:ascii="Consolas" w:hAnsi="Consolas"/>
-      <w:sz w:val="22"/>
+      <w:rFonts w:ascii="Consolas" w:hAnsi="Consolas" w:eastAsia="D2Coding" w:cs="Consolas"/>
+      <w:sz w:val="18"/>
+      <w:szCs w:val="18"/>
     </w:rPr>
   </w:style>
   <w:style w:type="character" w:styleId="FootnoteReference">
@@ -12439,7 +12440,17 @@
     <w:basedOn w:val="Normal"/>
     <w:link w:val="VerbatimChar"/>
     <w:pPr>
+      <w:pBdr>
+        <w:top w:val="single" w:sz="6" w:space="6" w:color="C0C0C0"/>
+        <w:left w:val="single" w:sz="6" w:space="6" w:color="C0C0C0"/>
+        <w:bottom w:val="single" w:sz="6" w:space="6" w:color="C0C0C0"/>
+        <w:right w:val="single" w:sz="6" w:space="6" w:color="C0C0C0"/>
+      </w:pBdr>
+      <w:shd w:val="clear" w:color="auto" w:fill="F2F2F2"/>
       <w:wordWrap w:val="off"/>
+      <w:spacing w:before="120" w:after="120" w:line="240" w:lineRule="auto"/>
+      <w:ind w:left="120" w:right="120" w:firstLine="0"/>
+      <w:jc w:val="left"/>
     </w:pPr>
   </w:style>
   <w:style w:type="character" w:customStyle="1" w:styleId="KeywordTok">
